--- a/data/human_paras/human_para_34.docx
+++ b/data/human_paras/human_para_34.docx
@@ -4,7 +4,7 @@
   <w:body>
     <w:p>
       <w:r>
-        <w:t>The above classification is used globally in the assessment of obesity regardless of ethnicity, gender, and race. Therefore, people with a BMI of 30 and above are considered to be obese. In the case study used above, the patient had a BMI of 22.2 which means they are within the normal range. However, this categorization is not used among the children population. Some of the factors that may affect the measurements include the time of the day, calibration of the assessment tools, food eaten by the patient, and age. For instance, older people lose lean mass as they age hence they may be misdiagnosed. Therefore, the reliability and validity of BMI play a significant role in the diagnosis of obesity.</w:t>
+        <w:t>BMI is a measure of excess body fat where excess body fat is linked with cardiovascular diseases and diabetes. However, one of the limitations of this assessment is that it does not separate fat mass from lean mass. Wong et al. (2021) found out that older adults have less lean mass with more distribution of fat around the abdominal area. Therefore, BMI would not be effective in older adults. Another concern of BMI is that it measures excess weight rather than excess fat hence people like bodybuilders may be classified as obese while athletes may be classified as underweight. The BMI assessment does not assess the distribution of fat which is very essential in determining metabolic obesity hence it may lead to misdiagnosis among people with metabolic obesity. The cut-off point for BMI also differs across ethnicity, race, and gender. Caribbean, Africans, and South Asians may have lower cut-points. One of the examples is differences in gender where men are more masculine and taller than women who have more fat deposits around the hips and arms hence generalizing the cut-off may not yield reliable results. Therefore, experts should research different ethnicities and races to determine specific cut-offs.</w:t>
       </w:r>
     </w:p>
     <w:sectPr>
